--- a/templates/docx/w04_measurement_report.docx
+++ b/templates/docx/w04_measurement_report.docx
@@ -2,7 +2,7 @@
 <file path=word/document.xml><?xml version="1.0" encoding="utf-8"?>
 <w:document xmlns:w="http://schemas.openxmlformats.org/wordprocessingml/2006/main" xmlns:m="http://schemas.openxmlformats.org/officeDocument/2006/math" xmlns:r="http://schemas.openxmlformats.org/officeDocument/2006/relationships" xmlns:o="urn:schemas-microsoft-com:office:office" xmlns:v="urn:schemas-microsoft-com:vml" xmlns:w10="urn:schemas-microsoft-com:office:word" xmlns:a="http://schemas.openxmlformats.org/drawingml/2006/main" xmlns:pic="http://schemas.openxmlformats.org/drawingml/2006/picture" xmlns:wp="http://schemas.openxmlformats.org/drawingml/2006/wordprocessingDrawing">
   <w:body>
-    <w:bookmarkStart w:id="27" w:name="εβδομάδα-4--αναφορά-μετρήσεων--studyroom"/>
+    <w:bookmarkStart w:id="31" w:name="εβδομάδα-4--αναφορά-μετρήσεων--studyroom"/>
     <w:p>
       <w:pPr>
         <w:pStyle w:val="Heading1"/>
@@ -212,8 +212,8 @@
         <w:tblLook w:firstRow="1" w:lastRow="0" w:firstColumn="0" w:lastColumn="0" w:noHBand="0" w:noVBand="0" w:val="0020"/>
       </w:tblPr>
       <w:tblGrid>
-        <w:gridCol w:w="3288"/>
-        <w:gridCol w:w="6576"/>
+        <w:gridCol w:w="4848"/>
+        <w:gridCol w:w="5016"/>
       </w:tblGrid>
       <w:tr>
         <w:trPr>
@@ -221,7 +221,7 @@
         </w:trPr>
         <w:tc>
           <w:tcPr>
-            <w:tcW w:w="3288" w:type="dxa"/>
+            <w:tcW w:w="4848" w:type="dxa"/>
           </w:tcPr>
           <w:p>
             <w:pPr>
@@ -235,7 +235,7 @@
         </w:tc>
         <w:tc>
           <w:tcPr>
-            <w:tcW w:w="6576" w:type="dxa"/>
+            <w:tcW w:w="5016" w:type="dxa"/>
           </w:tcPr>
           <w:p>
             <w:pPr>
@@ -251,7 +251,7 @@
       <w:tr>
         <w:tc>
           <w:tcPr>
-            <w:tcW w:w="3288" w:type="dxa"/>
+            <w:tcW w:w="4848" w:type="dxa"/>
           </w:tcPr>
           <w:p>
             <w:pPr>
@@ -265,7 +265,7 @@
         </w:tc>
         <w:tc>
           <w:tcPr>
-            <w:tcW w:w="6576" w:type="dxa"/>
+            <w:tcW w:w="5016" w:type="dxa"/>
           </w:tcPr>
           <w:p>
             <w:pPr>
@@ -281,7 +281,7 @@
       <w:tr>
         <w:tc>
           <w:tcPr>
-            <w:tcW w:w="3288" w:type="dxa"/>
+            <w:tcW w:w="4848" w:type="dxa"/>
           </w:tcPr>
           <w:p>
             <w:pPr>
@@ -295,7 +295,7 @@
         </w:tc>
         <w:tc>
           <w:tcPr>
-            <w:tcW w:w="6576" w:type="dxa"/>
+            <w:tcW w:w="5016" w:type="dxa"/>
           </w:tcPr>
           <w:p>
             <w:pPr>
@@ -311,7 +311,7 @@
       <w:tr>
         <w:tc>
           <w:tcPr>
-            <w:tcW w:w="3288" w:type="dxa"/>
+            <w:tcW w:w="4848" w:type="dxa"/>
           </w:tcPr>
           <w:p>
             <w:pPr>
@@ -325,7 +325,7 @@
         </w:tc>
         <w:tc>
           <w:tcPr>
-            <w:tcW w:w="6576" w:type="dxa"/>
+            <w:tcW w:w="5016" w:type="dxa"/>
           </w:tcPr>
           <w:p>
             <w:pPr>
@@ -341,7 +341,7 @@
       <w:tr>
         <w:tc>
           <w:tcPr>
-            <w:tcW w:w="3288" w:type="dxa"/>
+            <w:tcW w:w="4848" w:type="dxa"/>
           </w:tcPr>
           <w:p>
             <w:pPr>
@@ -355,7 +355,7 @@
         </w:tc>
         <w:tc>
           <w:tcPr>
-            <w:tcW w:w="6576" w:type="dxa"/>
+            <w:tcW w:w="5016" w:type="dxa"/>
           </w:tcPr>
           <w:p>
             <w:pPr>
@@ -371,7 +371,7 @@
       <w:tr>
         <w:tc>
           <w:tcPr>
-            <w:tcW w:w="3288" w:type="dxa"/>
+            <w:tcW w:w="4848" w:type="dxa"/>
           </w:tcPr>
           <w:p>
             <w:pPr>
@@ -385,7 +385,7 @@
         </w:tc>
         <w:tc>
           <w:tcPr>
-            <w:tcW w:w="6576" w:type="dxa"/>
+            <w:tcW w:w="5016" w:type="dxa"/>
           </w:tcPr>
           <w:p>
             <w:pPr>
@@ -410,7 +410,7 @@
       <w:tr>
         <w:tc>
           <w:tcPr>
-            <w:tcW w:w="3288" w:type="dxa"/>
+            <w:tcW w:w="4848" w:type="dxa"/>
           </w:tcPr>
           <w:p>
             <w:pPr>
@@ -424,7 +424,7 @@
         </w:tc>
         <w:tc>
           <w:tcPr>
-            <w:tcW w:w="6576" w:type="dxa"/>
+            <w:tcW w:w="5016" w:type="dxa"/>
           </w:tcPr>
           <w:p>
             <w:pPr>
@@ -440,7 +440,7 @@
       <w:tr>
         <w:tc>
           <w:tcPr>
-            <w:tcW w:w="3288" w:type="dxa"/>
+            <w:tcW w:w="4848" w:type="dxa"/>
           </w:tcPr>
           <w:p>
             <w:pPr>
@@ -454,7 +454,7 @@
         </w:tc>
         <w:tc>
           <w:tcPr>
-            <w:tcW w:w="6576" w:type="dxa"/>
+            <w:tcW w:w="5016" w:type="dxa"/>
           </w:tcPr>
           <w:p>
             <w:pPr>
@@ -470,21 +470,21 @@
       <w:tr>
         <w:tc>
           <w:tcPr>
-            <w:tcW w:w="3288" w:type="dxa"/>
-          </w:tcPr>
-          <w:p>
-            <w:pPr>
-              <w:pStyle w:val="Compact"/>
-              <w:jc w:val="left"/>
-            </w:pPr>
-            <w:r>
-              <w:t xml:space="preserve">Αντίστοιχο μέτρο ISO/IEC 25023</w:t>
-            </w:r>
-          </w:p>
-        </w:tc>
-        <w:tc>
-          <w:tcPr>
-            <w:tcW w:w="6576" w:type="dxa"/>
+            <w:tcW w:w="4848" w:type="dxa"/>
+          </w:tcPr>
+          <w:p>
+            <w:pPr>
+              <w:pStyle w:val="Compact"/>
+              <w:jc w:val="left"/>
+            </w:pPr>
+            <w:r>
+              <w:t xml:space="preserve">Υποχαρακτηριστικό ISO/IEC 25010:2023 · μέτρο ISO/IEC 25023</w:t>
+            </w:r>
+          </w:p>
+        </w:tc>
+        <w:tc>
+          <w:tcPr>
+            <w:tcW w:w="5016" w:type="dxa"/>
           </w:tcPr>
           <w:p>
             <w:pPr>
@@ -551,11 +551,20 @@
         <w:rPr>
           <w:rStyle w:val="VerbatimChar"/>
         </w:rPr>
+        <w:t xml:space="preserve">complexipy --version:</w:t>
+      </w:r>
+      <w:r>
+        <w:br/>
+      </w:r>
+      <w:r>
+        <w:rPr>
+          <w:rStyle w:val="VerbatimChar"/>
+        </w:rPr>
         <w:t xml:space="preserve">Εντολές:</w:t>
       </w:r>
     </w:p>
     <w:bookmarkEnd w:id="22"/>
-    <w:bookmarkStart w:id="23" w:name="X3a8a4e324f7d98a38ad25442d87889f81c5d61c"/>
+    <w:bookmarkStart w:id="25" w:name="X3a8a4e324f7d98a38ad25442d87889f81c5d61c"/>
     <w:p>
       <w:pPr>
         <w:pStyle w:val="Heading2"/>
@@ -572,10 +581,11 @@
         <w:tblLook w:firstRow="1" w:lastRow="0" w:firstColumn="0" w:lastColumn="0" w:noHBand="0" w:noVBand="0" w:val="0020"/>
       </w:tblPr>
       <w:tblGrid>
-        <w:gridCol w:w="833"/>
-        <w:gridCol w:w="1806"/>
-        <w:gridCol w:w="3056"/>
-        <w:gridCol w:w="4169"/>
+        <w:gridCol w:w="749"/>
+        <w:gridCol w:w="1623"/>
+        <w:gridCol w:w="998"/>
+        <w:gridCol w:w="2746"/>
+        <w:gridCol w:w="3748"/>
       </w:tblGrid>
       <w:tr>
         <w:trPr>
@@ -583,7 +593,7 @@
         </w:trPr>
         <w:tc>
           <w:tcPr>
-            <w:tcW w:w="833" w:type="dxa"/>
+            <w:tcW w:w="749" w:type="dxa"/>
           </w:tcPr>
           <w:p>
             <w:pPr>
@@ -597,7 +607,7 @@
         </w:tc>
         <w:tc>
           <w:tcPr>
-            <w:tcW w:w="1806" w:type="dxa"/>
+            <w:tcW w:w="1623" w:type="dxa"/>
           </w:tcPr>
           <w:p>
             <w:pPr>
@@ -611,7 +621,21 @@
         </w:tc>
         <w:tc>
           <w:tcPr>
-            <w:tcW w:w="3056" w:type="dxa"/>
+            <w:tcW w:w="998" w:type="dxa"/>
+          </w:tcPr>
+          <w:p>
+            <w:pPr>
+              <w:pStyle w:val="Compact"/>
+              <w:jc w:val="left"/>
+            </w:pPr>
+            <w:r>
+              <w:t xml:space="preserve">Κατανομή</w:t>
+            </w:r>
+          </w:p>
+        </w:tc>
+        <w:tc>
+          <w:tcPr>
+            <w:tcW w:w="2746" w:type="dxa"/>
           </w:tcPr>
           <w:p>
             <w:pPr>
@@ -625,7 +649,7 @@
         </w:tc>
         <w:tc>
           <w:tcPr>
-            <w:tcW w:w="4169" w:type="dxa"/>
+            <w:tcW w:w="3748" w:type="dxa"/>
           </w:tcPr>
           <w:p>
             <w:pPr>
@@ -641,37 +665,47 @@
       <w:tr>
         <w:tc>
           <w:tcPr>
-            <w:tcW w:w="833" w:type="dxa"/>
-          </w:tcPr>
-          <w:p>
-            <w:pPr>
-              <w:pStyle w:val="Compact"/>
-            </w:pPr>
-          </w:p>
-        </w:tc>
-        <w:tc>
-          <w:tcPr>
-            <w:tcW w:w="1806" w:type="dxa"/>
-          </w:tcPr>
-          <w:p>
-            <w:pPr>
-              <w:pStyle w:val="Compact"/>
-            </w:pPr>
-          </w:p>
-        </w:tc>
-        <w:tc>
-          <w:tcPr>
-            <w:tcW w:w="3056" w:type="dxa"/>
-          </w:tcPr>
-          <w:p>
-            <w:pPr>
-              <w:pStyle w:val="Compact"/>
-            </w:pPr>
-          </w:p>
-        </w:tc>
-        <w:tc>
-          <w:tcPr>
-            <w:tcW w:w="4169" w:type="dxa"/>
+            <w:tcW w:w="749" w:type="dxa"/>
+          </w:tcPr>
+          <w:p>
+            <w:pPr>
+              <w:pStyle w:val="Compact"/>
+            </w:pPr>
+          </w:p>
+        </w:tc>
+        <w:tc>
+          <w:tcPr>
+            <w:tcW w:w="1623" w:type="dxa"/>
+          </w:tcPr>
+          <w:p>
+            <w:pPr>
+              <w:pStyle w:val="Compact"/>
+            </w:pPr>
+          </w:p>
+        </w:tc>
+        <w:tc>
+          <w:tcPr>
+            <w:tcW w:w="998" w:type="dxa"/>
+          </w:tcPr>
+          <w:p>
+            <w:pPr>
+              <w:pStyle w:val="Compact"/>
+            </w:pPr>
+          </w:p>
+        </w:tc>
+        <w:tc>
+          <w:tcPr>
+            <w:tcW w:w="2746" w:type="dxa"/>
+          </w:tcPr>
+          <w:p>
+            <w:pPr>
+              <w:pStyle w:val="Compact"/>
+            </w:pPr>
+          </w:p>
+        </w:tc>
+        <w:tc>
+          <w:tcPr>
+            <w:tcW w:w="3748" w:type="dxa"/>
           </w:tcPr>
           <w:p>
             <w:pPr>
@@ -681,14 +715,13 @@
         </w:tc>
       </w:tr>
     </w:tbl>
-    <w:bookmarkEnd w:id="23"/>
-    <w:bookmarkStart w:id="24" w:name="X5a3f5bc0ac60b95fbd400d53975abee742471ae"/>
+    <w:bookmarkStart w:id="23" w:name="X8f4a3dcb3dc341b6a342ea04a4d22c7822816ff"/>
     <w:p>
       <w:pPr>
-        <w:pStyle w:val="Heading2"/>
-      </w:pPr>
-      <w:r>
-        <w:t xml:space="preserve">5. Ανάλυση και ερμηνεία</w:t>
+        <w:pStyle w:val="Heading3"/>
+      </w:pPr>
+      <w:r>
+        <w:t xml:space="preserve">4.1 Υπολογισμοί με το χέρι</w:t>
       </w:r>
     </w:p>
     <w:p>
@@ -696,17 +729,7 @@
         <w:pStyle w:val="BlockText"/>
       </w:pPr>
       <w:r>
-        <w:t xml:space="preserve">Τι σημαίνουν οι αριθμοί για τους κινδύνους και τις απαιτήσεις σας; Πού συγκεντρώνονται τα hotspots; Συμφωνούν μεταξύ τους τα διαφορετικά μέτρα;</w:t>
-      </w:r>
-    </w:p>
-    <w:bookmarkEnd w:id="24"/>
-    <w:bookmarkStart w:id="25" w:name="X6493319947905ea80da0e1a5c11f90c85a97526"/>
-    <w:p>
-      <w:pPr>
-        <w:pStyle w:val="Heading2"/>
-      </w:pPr>
-      <w:r>
-        <w:t xml:space="preserve">6. Τεχνικό χρέος</w:t>
+        <w:t xml:space="preserve">Κανόνες μέτρησης που δηλώνετε, πίνακας τελεστών και τελεστέων, γράφος ροής, υπολογισμοί, και σύγκριση με τα εργαλεία με εξήγηση κάθε διαφοράς.</w:t>
       </w:r>
     </w:p>
     <w:tbl>
@@ -717,11 +740,9 @@
         <w:tblLook w:firstRow="1" w:lastRow="0" w:firstColumn="0" w:lastColumn="0" w:noHBand="0" w:noVBand="0" w:val="0020"/>
       </w:tblPr>
       <w:tblGrid>
-        <w:gridCol w:w="2144"/>
-        <w:gridCol w:w="964"/>
-        <w:gridCol w:w="2251"/>
-        <w:gridCol w:w="3112"/>
-        <w:gridCol w:w="1393"/>
+        <w:gridCol w:w="2655"/>
+        <w:gridCol w:w="3035"/>
+        <w:gridCol w:w="4174"/>
       </w:tblGrid>
       <w:tr>
         <w:trPr>
@@ -729,71 +750,39 @@
         </w:trPr>
         <w:tc>
           <w:tcPr>
-            <w:tcW w:w="2144" w:type="dxa"/>
-          </w:tcPr>
-          <w:p>
-            <w:pPr>
-              <w:pStyle w:val="Compact"/>
-              <w:jc w:val="left"/>
-            </w:pPr>
-            <w:r>
-              <w:t xml:space="preserve">Εύρημα</w:t>
-            </w:r>
-          </w:p>
-        </w:tc>
-        <w:tc>
-          <w:tcPr>
-            <w:tcW w:w="964" w:type="dxa"/>
-          </w:tcPr>
-          <w:p>
-            <w:pPr>
-              <w:pStyle w:val="Compact"/>
-              <w:jc w:val="left"/>
-            </w:pPr>
-            <w:r>
-              <w:t xml:space="preserve">Τοποθεσία</w:t>
-            </w:r>
-          </w:p>
-        </w:tc>
-        <w:tc>
-          <w:tcPr>
-            <w:tcW w:w="2251" w:type="dxa"/>
-          </w:tcPr>
-          <w:p>
-            <w:pPr>
-              <w:pStyle w:val="Compact"/>
-              <w:jc w:val="left"/>
-            </w:pPr>
-            <w:r>
-              <w:t xml:space="preserve">Είδος χρέους (Fowler)</w:t>
-            </w:r>
-          </w:p>
-        </w:tc>
-        <w:tc>
-          <w:tcPr>
-            <w:tcW w:w="3112" w:type="dxa"/>
-          </w:tcPr>
-          <w:p>
-            <w:pPr>
-              <w:pStyle w:val="Compact"/>
-              <w:jc w:val="left"/>
-            </w:pPr>
-            <w:r>
-              <w:t xml:space="preserve">Εκτιμώμενο κόστος αποπληρωμής</w:t>
-            </w:r>
-          </w:p>
-        </w:tc>
-        <w:tc>
-          <w:tcPr>
-            <w:tcW w:w="1393" w:type="dxa"/>
-          </w:tcPr>
-          <w:p>
-            <w:pPr>
-              <w:pStyle w:val="Compact"/>
-              <w:jc w:val="left"/>
-            </w:pPr>
-            <w:r>
-              <w:t xml:space="preserve">Προτεραιότητα</w:t>
+            <w:tcW w:w="2655" w:type="dxa"/>
+          </w:tcPr>
+          <w:p>
+            <w:pPr>
+              <w:pStyle w:val="Compact"/>
+            </w:pPr>
+          </w:p>
+        </w:tc>
+        <w:tc>
+          <w:tcPr>
+            <w:tcW w:w="3035" w:type="dxa"/>
+          </w:tcPr>
+          <w:p>
+            <w:pPr>
+              <w:pStyle w:val="Compact"/>
+              <w:jc w:val="left"/>
+            </w:pPr>
+            <w:r>
+              <w:t xml:space="preserve">Στοιχεία</w:t>
+            </w:r>
+          </w:p>
+        </w:tc>
+        <w:tc>
+          <w:tcPr>
+            <w:tcW w:w="4174" w:type="dxa"/>
+          </w:tcPr>
+          <w:p>
+            <w:pPr>
+              <w:pStyle w:val="Compact"/>
+              <w:jc w:val="left"/>
+            </w:pPr>
+            <w:r>
+              <w:t xml:space="preserve">Πλήθη</w:t>
             </w:r>
           </w:p>
         </w:tc>
@@ -801,64 +790,446 @@
       <w:tr>
         <w:tc>
           <w:tcPr>
-            <w:tcW w:w="2144" w:type="dxa"/>
-          </w:tcPr>
-          <w:p>
-            <w:pPr>
-              <w:pStyle w:val="Compact"/>
-            </w:pPr>
-          </w:p>
-        </w:tc>
-        <w:tc>
-          <w:tcPr>
-            <w:tcW w:w="964" w:type="dxa"/>
-          </w:tcPr>
-          <w:p>
-            <w:pPr>
-              <w:pStyle w:val="Compact"/>
-            </w:pPr>
-          </w:p>
-        </w:tc>
-        <w:tc>
-          <w:tcPr>
-            <w:tcW w:w="2251" w:type="dxa"/>
-          </w:tcPr>
-          <w:p>
-            <w:pPr>
-              <w:pStyle w:val="Compact"/>
-            </w:pPr>
-          </w:p>
-        </w:tc>
-        <w:tc>
-          <w:tcPr>
-            <w:tcW w:w="3112" w:type="dxa"/>
-          </w:tcPr>
-          <w:p>
-            <w:pPr>
-              <w:pStyle w:val="Compact"/>
-            </w:pPr>
-          </w:p>
-        </w:tc>
-        <w:tc>
-          <w:tcPr>
-            <w:tcW w:w="1393" w:type="dxa"/>
-          </w:tcPr>
-          <w:p>
-            <w:pPr>
-              <w:pStyle w:val="Compact"/>
-            </w:pPr>
+            <w:tcW w:w="2655" w:type="dxa"/>
+          </w:tcPr>
+          <w:p>
+            <w:pPr>
+              <w:pStyle w:val="Compact"/>
+              <w:jc w:val="left"/>
+            </w:pPr>
+            <w:r>
+              <w:t xml:space="preserve">Τελεστές</w:t>
+            </w:r>
+          </w:p>
+        </w:tc>
+        <w:tc>
+          <w:tcPr>
+            <w:tcW w:w="3035" w:type="dxa"/>
+          </w:tcPr>
+          <w:p>
+            <w:pPr>
+              <w:pStyle w:val="Compact"/>
+            </w:pPr>
+          </w:p>
+        </w:tc>
+        <w:tc>
+          <w:tcPr>
+            <w:tcW w:w="4174" w:type="dxa"/>
+          </w:tcPr>
+          <w:p>
+            <w:pPr>
+              <w:pStyle w:val="Compact"/>
+              <w:jc w:val="left"/>
+            </w:pPr>
+            <w:r>
+              <w:t xml:space="preserve">n1 = , N1 =</w:t>
+            </w:r>
+          </w:p>
+        </w:tc>
+      </w:tr>
+      <w:tr>
+        <w:tc>
+          <w:tcPr>
+            <w:tcW w:w="2655" w:type="dxa"/>
+          </w:tcPr>
+          <w:p>
+            <w:pPr>
+              <w:pStyle w:val="Compact"/>
+              <w:jc w:val="left"/>
+            </w:pPr>
+            <w:r>
+              <w:t xml:space="preserve">Τελεστέοι</w:t>
+            </w:r>
+          </w:p>
+        </w:tc>
+        <w:tc>
+          <w:tcPr>
+            <w:tcW w:w="3035" w:type="dxa"/>
+          </w:tcPr>
+          <w:p>
+            <w:pPr>
+              <w:pStyle w:val="Compact"/>
+            </w:pPr>
+          </w:p>
+        </w:tc>
+        <w:tc>
+          <w:tcPr>
+            <w:tcW w:w="4174" w:type="dxa"/>
+          </w:tcPr>
+          <w:p>
+            <w:pPr>
+              <w:pStyle w:val="Compact"/>
+              <w:jc w:val="left"/>
+            </w:pPr>
+            <w:r>
+              <w:t xml:space="preserve">n2 = , N2 =</w:t>
+            </w:r>
           </w:p>
         </w:tc>
       </w:tr>
     </w:tbl>
+    <w:p/>
+    <w:tbl>
+      <w:tblPr>
+        <w:tblStyle w:val="Table"/>
+        <w:tblW w:type="dxa" w:w="9864"/>
+        <w:tblLayout w:type="fixed"/>
+        <w:tblLook w:firstRow="1" w:lastRow="0" w:firstColumn="0" w:lastColumn="0" w:noHBand="0" w:noVBand="0" w:val="0020"/>
+      </w:tblPr>
+      <w:tblGrid>
+        <w:gridCol w:w="1715"/>
+        <w:gridCol w:w="2144"/>
+        <w:gridCol w:w="2573"/>
+        <w:gridCol w:w="3432"/>
+      </w:tblGrid>
+      <w:tr>
+        <w:trPr>
+          <w:tblHeader w:val="true"/>
+        </w:trPr>
+        <w:tc>
+          <w:tcPr>
+            <w:tcW w:w="1715" w:type="dxa"/>
+          </w:tcPr>
+          <w:p>
+            <w:pPr>
+              <w:pStyle w:val="Compact"/>
+              <w:jc w:val="left"/>
+            </w:pPr>
+            <w:r>
+              <w:t xml:space="preserve">Μέτρο</w:t>
+            </w:r>
+          </w:p>
+        </w:tc>
+        <w:tc>
+          <w:tcPr>
+            <w:tcW w:w="2144" w:type="dxa"/>
+          </w:tcPr>
+          <w:p>
+            <w:pPr>
+              <w:pStyle w:val="Compact"/>
+              <w:jc w:val="left"/>
+            </w:pPr>
+            <w:r>
+              <w:t xml:space="preserve">Με το χέρι</w:t>
+            </w:r>
+          </w:p>
+        </w:tc>
+        <w:tc>
+          <w:tcPr>
+            <w:tcW w:w="2573" w:type="dxa"/>
+          </w:tcPr>
+          <w:p>
+            <w:pPr>
+              <w:pStyle w:val="Compact"/>
+              <w:jc w:val="left"/>
+            </w:pPr>
+            <w:r>
+              <w:t xml:space="preserve">Εργαλείο</w:t>
+            </w:r>
+          </w:p>
+        </w:tc>
+        <w:tc>
+          <w:tcPr>
+            <w:tcW w:w="3432" w:type="dxa"/>
+          </w:tcPr>
+          <w:p>
+            <w:pPr>
+              <w:pStyle w:val="Compact"/>
+              <w:jc w:val="left"/>
+            </w:pPr>
+            <w:r>
+              <w:t xml:space="preserve">Εξήγηση διαφοράς</w:t>
+            </w:r>
+          </w:p>
+        </w:tc>
+      </w:tr>
+      <w:tr>
+        <w:tc>
+          <w:tcPr>
+            <w:tcW w:w="1715" w:type="dxa"/>
+          </w:tcPr>
+          <w:p>
+            <w:pPr>
+              <w:pStyle w:val="Compact"/>
+              <w:jc w:val="left"/>
+            </w:pPr>
+            <w:r>
+              <w:t xml:space="preserve">V</w:t>
+            </w:r>
+          </w:p>
+        </w:tc>
+        <w:tc>
+          <w:tcPr>
+            <w:tcW w:w="2144" w:type="dxa"/>
+          </w:tcPr>
+          <w:p>
+            <w:pPr>
+              <w:pStyle w:val="Compact"/>
+            </w:pPr>
+          </w:p>
+        </w:tc>
+        <w:tc>
+          <w:tcPr>
+            <w:tcW w:w="2573" w:type="dxa"/>
+          </w:tcPr>
+          <w:p>
+            <w:pPr>
+              <w:pStyle w:val="Compact"/>
+              <w:jc w:val="left"/>
+            </w:pPr>
+            <w:r>
+              <w:t xml:space="preserve">radon hal -f</w:t>
+            </w:r>
+          </w:p>
+        </w:tc>
+        <w:tc>
+          <w:tcPr>
+            <w:tcW w:w="3432" w:type="dxa"/>
+          </w:tcPr>
+          <w:p>
+            <w:pPr>
+              <w:pStyle w:val="Compact"/>
+            </w:pPr>
+          </w:p>
+        </w:tc>
+      </w:tr>
+      <w:tr>
+        <w:tc>
+          <w:tcPr>
+            <w:tcW w:w="1715" w:type="dxa"/>
+          </w:tcPr>
+          <w:p>
+            <w:pPr>
+              <w:pStyle w:val="Compact"/>
+              <w:jc w:val="left"/>
+            </w:pPr>
+            <w:r>
+              <w:t xml:space="preserve">V(G)</w:t>
+            </w:r>
+          </w:p>
+        </w:tc>
+        <w:tc>
+          <w:tcPr>
+            <w:tcW w:w="2144" w:type="dxa"/>
+          </w:tcPr>
+          <w:p>
+            <w:pPr>
+              <w:pStyle w:val="Compact"/>
+            </w:pPr>
+          </w:p>
+        </w:tc>
+        <w:tc>
+          <w:tcPr>
+            <w:tcW w:w="2573" w:type="dxa"/>
+          </w:tcPr>
+          <w:p>
+            <w:pPr>
+              <w:pStyle w:val="Compact"/>
+              <w:jc w:val="left"/>
+            </w:pPr>
+            <w:r>
+              <w:t xml:space="preserve">radon cc</w:t>
+            </w:r>
+          </w:p>
+        </w:tc>
+        <w:tc>
+          <w:tcPr>
+            <w:tcW w:w="3432" w:type="dxa"/>
+          </w:tcPr>
+          <w:p>
+            <w:pPr>
+              <w:pStyle w:val="Compact"/>
+            </w:pPr>
+          </w:p>
+        </w:tc>
+      </w:tr>
+      <w:tr>
+        <w:tc>
+          <w:tcPr>
+            <w:tcW w:w="1715" w:type="dxa"/>
+          </w:tcPr>
+          <w:p>
+            <w:pPr>
+              <w:pStyle w:val="Compact"/>
+              <w:jc w:val="left"/>
+            </w:pPr>
+            <w:r>
+              <w:t xml:space="preserve">Γνωστική</w:t>
+            </w:r>
+          </w:p>
+        </w:tc>
+        <w:tc>
+          <w:tcPr>
+            <w:tcW w:w="2144" w:type="dxa"/>
+          </w:tcPr>
+          <w:p>
+            <w:pPr>
+              <w:pStyle w:val="Compact"/>
+            </w:pPr>
+          </w:p>
+        </w:tc>
+        <w:tc>
+          <w:tcPr>
+            <w:tcW w:w="2573" w:type="dxa"/>
+          </w:tcPr>
+          <w:p>
+            <w:pPr>
+              <w:pStyle w:val="Compact"/>
+              <w:jc w:val="left"/>
+            </w:pPr>
+            <w:r>
+              <w:t xml:space="preserve">complexipy</w:t>
+            </w:r>
+          </w:p>
+        </w:tc>
+        <w:tc>
+          <w:tcPr>
+            <w:tcW w:w="3432" w:type="dxa"/>
+          </w:tcPr>
+          <w:p>
+            <w:pPr>
+              <w:pStyle w:val="Compact"/>
+            </w:pPr>
+          </w:p>
+        </w:tc>
+      </w:tr>
+    </w:tbl>
+    <w:bookmarkEnd w:id="23"/>
+    <w:bookmarkStart w:id="24" w:name="X9cd063adde8901ee3f5ed7027c787f9b1617473"/>
+    <w:p>
+      <w:pPr>
+        <w:pStyle w:val="Heading3"/>
+      </w:pPr>
+      <w:r>
+        <w:t xml:space="preserve">4.2 Σύζευξη</w:t>
+      </w:r>
+    </w:p>
+    <w:tbl>
+      <w:tblPr>
+        <w:tblStyle w:val="Table"/>
+        <w:tblW w:type="dxa" w:w="9864"/>
+        <w:tblLayout w:type="fixed"/>
+        <w:tblLook w:firstRow="1" w:lastRow="0" w:firstColumn="0" w:lastColumn="0" w:noHBand="0" w:noVBand="0" w:val="0020"/>
+      </w:tblPr>
+      <w:tblGrid>
+        <w:gridCol w:w="896"/>
+        <w:gridCol w:w="2690"/>
+        <w:gridCol w:w="3588"/>
+        <w:gridCol w:w="2690"/>
+      </w:tblGrid>
+      <w:tr>
+        <w:trPr>
+          <w:tblHeader w:val="true"/>
+        </w:trPr>
+        <w:tc>
+          <w:tcPr>
+            <w:tcW w:w="896" w:type="dxa"/>
+          </w:tcPr>
+          <w:p>
+            <w:pPr>
+              <w:pStyle w:val="Compact"/>
+              <w:jc w:val="left"/>
+            </w:pPr>
+            <w:r>
+              <w:t xml:space="preserve">Module</w:t>
+            </w:r>
+          </w:p>
+        </w:tc>
+        <w:tc>
+          <w:tcPr>
+            <w:tcW w:w="2690" w:type="dxa"/>
+          </w:tcPr>
+          <w:p>
+            <w:pPr>
+              <w:pStyle w:val="Compact"/>
+              <w:jc w:val="left"/>
+            </w:pPr>
+            <w:r>
+              <w:t xml:space="preserve">Ce (εξαρτάται από)</w:t>
+            </w:r>
+          </w:p>
+        </w:tc>
+        <w:tc>
+          <w:tcPr>
+            <w:tcW w:w="3588" w:type="dxa"/>
+          </w:tcPr>
+          <w:p>
+            <w:pPr>
+              <w:pStyle w:val="Compact"/>
+              <w:jc w:val="left"/>
+            </w:pPr>
+            <w:r>
+              <w:t xml:space="preserve">Ca (εξαρτώνται από αυτό)</w:t>
+            </w:r>
+          </w:p>
+        </w:tc>
+        <w:tc>
+          <w:tcPr>
+            <w:tcW w:w="2690" w:type="dxa"/>
+          </w:tcPr>
+          <w:p>
+            <w:pPr>
+              <w:pStyle w:val="Compact"/>
+              <w:jc w:val="left"/>
+            </w:pPr>
+            <w:r>
+              <w:t xml:space="preserve">I = Ce / (Ca + Ce)</w:t>
+            </w:r>
+          </w:p>
+        </w:tc>
+      </w:tr>
+      <w:tr>
+        <w:tc>
+          <w:tcPr>
+            <w:tcW w:w="896" w:type="dxa"/>
+          </w:tcPr>
+          <w:p>
+            <w:pPr>
+              <w:pStyle w:val="Compact"/>
+            </w:pPr>
+          </w:p>
+        </w:tc>
+        <w:tc>
+          <w:tcPr>
+            <w:tcW w:w="2690" w:type="dxa"/>
+          </w:tcPr>
+          <w:p>
+            <w:pPr>
+              <w:pStyle w:val="Compact"/>
+            </w:pPr>
+          </w:p>
+        </w:tc>
+        <w:tc>
+          <w:tcPr>
+            <w:tcW w:w="3588" w:type="dxa"/>
+          </w:tcPr>
+          <w:p>
+            <w:pPr>
+              <w:pStyle w:val="Compact"/>
+            </w:pPr>
+          </w:p>
+        </w:tc>
+        <w:tc>
+          <w:tcPr>
+            <w:tcW w:w="2690" w:type="dxa"/>
+          </w:tcPr>
+          <w:p>
+            <w:pPr>
+              <w:pStyle w:val="Compact"/>
+            </w:pPr>
+          </w:p>
+        </w:tc>
+      </w:tr>
+    </w:tbl>
+    <w:bookmarkEnd w:id="24"/>
     <w:bookmarkEnd w:id="25"/>
-    <w:bookmarkStart w:id="26" w:name="X19fadc49d8c57cbe8db27dc8f729c4baa9d0e03"/>
+    <w:bookmarkStart w:id="27" w:name="X5a3f5bc0ac60b95fbd400d53975abee742471ae"/>
     <w:p>
       <w:pPr>
         <w:pStyle w:val="Heading2"/>
       </w:pPr>
       <w:r>
-        <w:t xml:space="preserve">7. Εγκυρότητα και περιορισμοί των μέτρων</w:t>
+        <w:t xml:space="preserve">5. Ανάλυση και ερμηνεία</w:t>
       </w:r>
     </w:p>
     <w:p>
@@ -866,11 +1237,497 @@
         <w:pStyle w:val="BlockText"/>
       </w:pPr>
       <w:r>
-        <w:t xml:space="preserve">Τι δεν μετρούν τα μέτρα που χρησιμοποιήσατε· πού κινδυνεύουν από gaming· τι θα αλλάζατε στην επόμενη μέτρηση.</w:t>
+        <w:t xml:space="preserve">Τι σημαίνουν οι αριθμοί για τους κινδύνους και τις απαιτήσεις σας; Πού συγκεντρώνονται τα hotspots; Συμφωνούν μεταξύ τους τα διαφορετικά μέτρα;</w:t>
       </w:r>
     </w:p>
+    <w:bookmarkStart w:id="26" w:name="Xd0c3ae7c92f1dc40c8fa8158b5312d2776eb77a"/>
+    <w:p>
+      <w:pPr>
+        <w:pStyle w:val="Heading3"/>
+      </w:pPr>
+      <w:r>
+        <w:t xml:space="preserve">5.1 Διπλότυπα και code smells</w:t>
+      </w:r>
+    </w:p>
+    <w:tbl>
+      <w:tblPr>
+        <w:tblStyle w:val="Table"/>
+        <w:tblW w:type="dxa" w:w="9864"/>
+        <w:tblLayout w:type="fixed"/>
+        <w:tblLook w:firstRow="1" w:lastRow="0" w:firstColumn="0" w:lastColumn="0" w:noHBand="0" w:noVBand="0" w:val="0020"/>
+      </w:tblPr>
+      <w:tblGrid>
+        <w:gridCol w:w="640"/>
+        <w:gridCol w:w="2533"/>
+        <w:gridCol w:w="2201"/>
+        <w:gridCol w:w="2377"/>
+        <w:gridCol w:w="2113"/>
+      </w:tblGrid>
+      <w:tr>
+        <w:trPr>
+          <w:tblHeader w:val="true"/>
+        </w:trPr>
+        <w:tc>
+          <w:tcPr>
+            <w:tcW w:w="640" w:type="dxa"/>
+          </w:tcPr>
+          <w:p>
+            <w:pPr>
+              <w:pStyle w:val="Compact"/>
+              <w:jc w:val="left"/>
+            </w:pPr>
+            <w:r>
+              <w:t xml:space="preserve">#</w:t>
+            </w:r>
+          </w:p>
+        </w:tc>
+        <w:tc>
+          <w:tcPr>
+            <w:tcW w:w="2533" w:type="dxa"/>
+          </w:tcPr>
+          <w:p>
+            <w:pPr>
+              <w:pStyle w:val="Compact"/>
+              <w:jc w:val="left"/>
+            </w:pPr>
+            <w:r>
+              <w:t xml:space="preserve">Smell (Fowler) ή τύπος κλώνου</w:t>
+            </w:r>
+          </w:p>
+        </w:tc>
+        <w:tc>
+          <w:tcPr>
+            <w:tcW w:w="2201" w:type="dxa"/>
+          </w:tcPr>
+          <w:p>
+            <w:pPr>
+              <w:pStyle w:val="Compact"/>
+              <w:jc w:val="left"/>
+            </w:pPr>
+            <w:r>
+              <w:t xml:space="preserve">Τοποθεσία (αρχείο:γραμμή)</w:t>
+            </w:r>
+          </w:p>
+        </w:tc>
+        <w:tc>
+          <w:tcPr>
+            <w:tcW w:w="2377" w:type="dxa"/>
+          </w:tcPr>
+          <w:p>
+            <w:pPr>
+              <w:pStyle w:val="Compact"/>
+              <w:jc w:val="left"/>
+            </w:pPr>
+            <w:r>
+              <w:t xml:space="preserve">Στοιχείο που το τεκμηριώνει</w:t>
+            </w:r>
+          </w:p>
+        </w:tc>
+        <w:tc>
+          <w:tcPr>
+            <w:tcW w:w="2113" w:type="dxa"/>
+          </w:tcPr>
+          <w:p>
+            <w:pPr>
+              <w:pStyle w:val="Compact"/>
+              <w:jc w:val="left"/>
+            </w:pPr>
+            <w:r>
+              <w:t xml:space="preserve">Προτεινόμενο refactoring</w:t>
+            </w:r>
+          </w:p>
+        </w:tc>
+      </w:tr>
+      <w:tr>
+        <w:tc>
+          <w:tcPr>
+            <w:tcW w:w="640" w:type="dxa"/>
+          </w:tcPr>
+          <w:p>
+            <w:pPr>
+              <w:pStyle w:val="Compact"/>
+            </w:pPr>
+          </w:p>
+        </w:tc>
+        <w:tc>
+          <w:tcPr>
+            <w:tcW w:w="2533" w:type="dxa"/>
+          </w:tcPr>
+          <w:p>
+            <w:pPr>
+              <w:pStyle w:val="Compact"/>
+            </w:pPr>
+          </w:p>
+        </w:tc>
+        <w:tc>
+          <w:tcPr>
+            <w:tcW w:w="2201" w:type="dxa"/>
+          </w:tcPr>
+          <w:p>
+            <w:pPr>
+              <w:pStyle w:val="Compact"/>
+            </w:pPr>
+          </w:p>
+        </w:tc>
+        <w:tc>
+          <w:tcPr>
+            <w:tcW w:w="2377" w:type="dxa"/>
+          </w:tcPr>
+          <w:p>
+            <w:pPr>
+              <w:pStyle w:val="Compact"/>
+            </w:pPr>
+          </w:p>
+        </w:tc>
+        <w:tc>
+          <w:tcPr>
+            <w:tcW w:w="2113" w:type="dxa"/>
+          </w:tcPr>
+          <w:p>
+            <w:pPr>
+              <w:pStyle w:val="Compact"/>
+            </w:pPr>
+          </w:p>
+        </w:tc>
+      </w:tr>
+    </w:tbl>
     <w:bookmarkEnd w:id="26"/>
     <w:bookmarkEnd w:id="27"/>
+    <w:bookmarkStart w:id="28" w:name="X6493319947905ea80da0e1a5c11f90c85a97526"/>
+    <w:p>
+      <w:pPr>
+        <w:pStyle w:val="Heading2"/>
+      </w:pPr>
+      <w:r>
+        <w:t xml:space="preserve">6. Τεχνικό χρέος</w:t>
+      </w:r>
+    </w:p>
+    <w:tbl>
+      <w:tblPr>
+        <w:tblStyle w:val="Table"/>
+        <w:tblW w:type="dxa" w:w="9864"/>
+        <w:tblLayout w:type="fixed"/>
+        <w:tblLook w:firstRow="1" w:lastRow="0" w:firstColumn="0" w:lastColumn="0" w:noHBand="0" w:noVBand="0" w:val="0020"/>
+      </w:tblPr>
+      <w:tblGrid>
+        <w:gridCol w:w="640"/>
+        <w:gridCol w:w="1630"/>
+        <w:gridCol w:w="733"/>
+        <w:gridCol w:w="3695"/>
+        <w:gridCol w:w="1467"/>
+        <w:gridCol w:w="640"/>
+        <w:gridCol w:w="1059"/>
+      </w:tblGrid>
+      <w:tr>
+        <w:trPr>
+          <w:tblHeader w:val="true"/>
+        </w:trPr>
+        <w:tc>
+          <w:tcPr>
+            <w:tcW w:w="640" w:type="dxa"/>
+          </w:tcPr>
+          <w:p>
+            <w:pPr>
+              <w:pStyle w:val="Compact"/>
+              <w:jc w:val="left"/>
+            </w:pPr>
+            <w:r>
+              <w:t xml:space="preserve">ID</w:t>
+            </w:r>
+          </w:p>
+        </w:tc>
+        <w:tc>
+          <w:tcPr>
+            <w:tcW w:w="1630" w:type="dxa"/>
+          </w:tcPr>
+          <w:p>
+            <w:pPr>
+              <w:pStyle w:val="Compact"/>
+              <w:jc w:val="left"/>
+            </w:pPr>
+            <w:r>
+              <w:t xml:space="preserve">Εύρημα</w:t>
+            </w:r>
+          </w:p>
+        </w:tc>
+        <w:tc>
+          <w:tcPr>
+            <w:tcW w:w="733" w:type="dxa"/>
+          </w:tcPr>
+          <w:p>
+            <w:pPr>
+              <w:pStyle w:val="Compact"/>
+              <w:jc w:val="left"/>
+            </w:pPr>
+            <w:r>
+              <w:t xml:space="preserve">Τοποθεσία</w:t>
+            </w:r>
+          </w:p>
+        </w:tc>
+        <w:tc>
+          <w:tcPr>
+            <w:tcW w:w="3695" w:type="dxa"/>
+          </w:tcPr>
+          <w:p>
+            <w:pPr>
+              <w:pStyle w:val="Compact"/>
+              <w:jc w:val="left"/>
+            </w:pPr>
+            <w:r>
+              <w:t xml:space="preserve">Είδος χρέους · τεταρτημόριο Fowler (αιτιολόγηση)</w:t>
+            </w:r>
+          </w:p>
+        </w:tc>
+        <w:tc>
+          <w:tcPr>
+            <w:tcW w:w="1467" w:type="dxa"/>
+          </w:tcPr>
+          <w:p>
+            <w:pPr>
+              <w:pStyle w:val="Compact"/>
+              <w:jc w:val="left"/>
+            </w:pPr>
+            <w:r>
+              <w:t xml:space="preserve">Κόστος αποπληρωμής</w:t>
+            </w:r>
+          </w:p>
+        </w:tc>
+        <w:tc>
+          <w:tcPr>
+            <w:tcW w:w="640" w:type="dxa"/>
+          </w:tcPr>
+          <w:p>
+            <w:pPr>
+              <w:pStyle w:val="Compact"/>
+              <w:jc w:val="left"/>
+            </w:pPr>
+            <w:r>
+              <w:t xml:space="preserve">Τόκος</w:t>
+            </w:r>
+          </w:p>
+        </w:tc>
+        <w:tc>
+          <w:tcPr>
+            <w:tcW w:w="1059" w:type="dxa"/>
+          </w:tcPr>
+          <w:p>
+            <w:pPr>
+              <w:pStyle w:val="Compact"/>
+              <w:jc w:val="left"/>
+            </w:pPr>
+            <w:r>
+              <w:t xml:space="preserve">Προτεραιότητα</w:t>
+            </w:r>
+          </w:p>
+        </w:tc>
+      </w:tr>
+      <w:tr>
+        <w:tc>
+          <w:tcPr>
+            <w:tcW w:w="640" w:type="dxa"/>
+          </w:tcPr>
+          <w:p>
+            <w:pPr>
+              <w:pStyle w:val="Compact"/>
+              <w:jc w:val="left"/>
+            </w:pPr>
+            <w:r>
+              <w:t xml:space="preserve">TD-01</w:t>
+            </w:r>
+          </w:p>
+        </w:tc>
+        <w:tc>
+          <w:tcPr>
+            <w:tcW w:w="1630" w:type="dxa"/>
+          </w:tcPr>
+          <w:p>
+            <w:pPr>
+              <w:pStyle w:val="Compact"/>
+            </w:pPr>
+          </w:p>
+        </w:tc>
+        <w:tc>
+          <w:tcPr>
+            <w:tcW w:w="733" w:type="dxa"/>
+          </w:tcPr>
+          <w:p>
+            <w:pPr>
+              <w:pStyle w:val="Compact"/>
+            </w:pPr>
+          </w:p>
+        </w:tc>
+        <w:tc>
+          <w:tcPr>
+            <w:tcW w:w="3695" w:type="dxa"/>
+          </w:tcPr>
+          <w:p>
+            <w:pPr>
+              <w:pStyle w:val="Compact"/>
+            </w:pPr>
+          </w:p>
+        </w:tc>
+        <w:tc>
+          <w:tcPr>
+            <w:tcW w:w="1467" w:type="dxa"/>
+          </w:tcPr>
+          <w:p>
+            <w:pPr>
+              <w:pStyle w:val="Compact"/>
+            </w:pPr>
+          </w:p>
+        </w:tc>
+        <w:tc>
+          <w:tcPr>
+            <w:tcW w:w="640" w:type="dxa"/>
+          </w:tcPr>
+          <w:p>
+            <w:pPr>
+              <w:pStyle w:val="Compact"/>
+            </w:pPr>
+          </w:p>
+        </w:tc>
+        <w:tc>
+          <w:tcPr>
+            <w:tcW w:w="1059" w:type="dxa"/>
+          </w:tcPr>
+          <w:p>
+            <w:pPr>
+              <w:pStyle w:val="Compact"/>
+            </w:pPr>
+          </w:p>
+        </w:tc>
+      </w:tr>
+    </w:tbl>
+    <w:bookmarkEnd w:id="28"/>
+    <w:bookmarkStart w:id="29" w:name="X19fadc49d8c57cbe8db27dc8f729c4baa9d0e03"/>
+    <w:p>
+      <w:pPr>
+        <w:pStyle w:val="Heading2"/>
+      </w:pPr>
+      <w:r>
+        <w:t xml:space="preserve">7. Εγκυρότητα και περιορισμοί των μέτρων</w:t>
+      </w:r>
+    </w:p>
+    <w:p>
+      <w:pPr>
+        <w:pStyle w:val="BlockText"/>
+      </w:pPr>
+      <w:r>
+        <w:t xml:space="preserve">Τι δεν μετρούν τα μέτρα που χρησιμοποιήσατε· πού κινδυνεύουν από gaming· τι θα αλλάζατε στην επόμενη μέτρηση.</w:t>
+      </w:r>
+    </w:p>
+    <w:bookmarkEnd w:id="29"/>
+    <w:bookmarkStart w:id="30" w:name="X9c38cb528e63f305aab06f307372bcd0e696f29"/>
+    <w:p>
+      <w:pPr>
+        <w:pStyle w:val="Heading2"/>
+      </w:pPr>
+      <w:r>
+        <w:t xml:space="preserve">8. Συμπέρασμα για τον αποδέκτη</w:t>
+      </w:r>
+    </w:p>
+    <w:p>
+      <w:pPr>
+        <w:pStyle w:val="BlockText"/>
+      </w:pPr>
+      <w:r>
+        <w:t xml:space="preserve">Ισχυρισμοί που ελέγχθηκαν (επιβεβαιώνεται, διαψεύδεται, μερικώς, με τεκμήριο) και σύντομη απάντηση σε όποιον ζήτησε τη μέτρηση. Γράφεται για αναγνώστη που δεν θα διαβάσει τις Ενότητες 2–7.</w:t>
+      </w:r>
+    </w:p>
+    <w:tbl>
+      <w:tblPr>
+        <w:tblStyle w:val="Table"/>
+        <w:tblW w:type="dxa" w:w="9864"/>
+        <w:tblLayout w:type="fixed"/>
+        <w:tblLook w:firstRow="1" w:lastRow="0" w:firstColumn="0" w:lastColumn="0" w:noHBand="0" w:noVBand="0" w:val="0020"/>
+      </w:tblPr>
+      <w:tblGrid>
+        <w:gridCol w:w="1972"/>
+        <w:gridCol w:w="1183"/>
+        <w:gridCol w:w="6709"/>
+      </w:tblGrid>
+      <w:tr>
+        <w:trPr>
+          <w:tblHeader w:val="true"/>
+        </w:trPr>
+        <w:tc>
+          <w:tcPr>
+            <w:tcW w:w="1972" w:type="dxa"/>
+          </w:tcPr>
+          <w:p>
+            <w:pPr>
+              <w:pStyle w:val="Compact"/>
+              <w:jc w:val="left"/>
+            </w:pPr>
+            <w:r>
+              <w:t xml:space="preserve">Ισχυρισμός</w:t>
+            </w:r>
+          </w:p>
+        </w:tc>
+        <w:tc>
+          <w:tcPr>
+            <w:tcW w:w="1183" w:type="dxa"/>
+          </w:tcPr>
+          <w:p>
+            <w:pPr>
+              <w:pStyle w:val="Compact"/>
+              <w:jc w:val="left"/>
+            </w:pPr>
+            <w:r>
+              <w:t xml:space="preserve">Κρίση</w:t>
+            </w:r>
+          </w:p>
+        </w:tc>
+        <w:tc>
+          <w:tcPr>
+            <w:tcW w:w="6709" w:type="dxa"/>
+          </w:tcPr>
+          <w:p>
+            <w:pPr>
+              <w:pStyle w:val="Compact"/>
+              <w:jc w:val="left"/>
+            </w:pPr>
+            <w:r>
+              <w:t xml:space="preserve">Τεκμήριο (εντολή, έξοδος, κώδικας)</w:t>
+            </w:r>
+          </w:p>
+        </w:tc>
+      </w:tr>
+      <w:tr>
+        <w:tc>
+          <w:tcPr>
+            <w:tcW w:w="1972" w:type="dxa"/>
+          </w:tcPr>
+          <w:p>
+            <w:pPr>
+              <w:pStyle w:val="Compact"/>
+            </w:pPr>
+          </w:p>
+        </w:tc>
+        <w:tc>
+          <w:tcPr>
+            <w:tcW w:w="1183" w:type="dxa"/>
+          </w:tcPr>
+          <w:p>
+            <w:pPr>
+              <w:pStyle w:val="Compact"/>
+            </w:pPr>
+          </w:p>
+        </w:tc>
+        <w:tc>
+          <w:tcPr>
+            <w:tcW w:w="6709" w:type="dxa"/>
+          </w:tcPr>
+          <w:p>
+            <w:pPr>
+              <w:pStyle w:val="Compact"/>
+            </w:pPr>
+          </w:p>
+        </w:tc>
+      </w:tr>
+    </w:tbl>
+    <w:bookmarkEnd w:id="30"/>
+    <w:bookmarkEnd w:id="31"/>
     <w:sectPr/>
   </w:body>
 </w:document>
@@ -1492,7 +2349,7 @@
       <w:color w:themeColor="accent1" w:themeShade="BF" w:val="365F91"/>
     </w:rPr>
   </w:style>
-  <w:style w:type="paragraph" w:customStyle="1" w:styleId="SourceCode">
+  <w:style w:customStyle="1" w:styleId="SourceCode" w:type="paragraph">
     <w:name w:val="Source Code"/>
     <w:basedOn w:val="Normal"/>
     <w:link w:val="VerbatimChar"/>
@@ -1500,7 +2357,7 @@
       <w:wordWrap w:val="off"/>
     </w:pPr>
   </w:style>
-  <w:style w:type="character" w:customStyle="1" w:styleId="KeywordTok">
+  <w:style w:customStyle="1" w:styleId="KeywordTok" w:type="character">
     <w:name w:val="KeywordTok"/>
     <w:basedOn w:val="VerbatimChar"/>
     <w:rPr>
@@ -1508,77 +2365,77 @@
       <w:b/>
     </w:rPr>
   </w:style>
-  <w:style w:type="character" w:customStyle="1" w:styleId="DataTypeTok">
+  <w:style w:customStyle="1" w:styleId="DataTypeTok" w:type="character">
     <w:name w:val="DataTypeTok"/>
     <w:basedOn w:val="VerbatimChar"/>
     <w:rPr>
       <w:color w:val="902000"/>
     </w:rPr>
   </w:style>
-  <w:style w:type="character" w:customStyle="1" w:styleId="DecValTok">
+  <w:style w:customStyle="1" w:styleId="DecValTok" w:type="character">
     <w:name w:val="DecValTok"/>
     <w:basedOn w:val="VerbatimChar"/>
     <w:rPr>
       <w:color w:val="40a070"/>
     </w:rPr>
   </w:style>
-  <w:style w:type="character" w:customStyle="1" w:styleId="BaseNTok">
+  <w:style w:customStyle="1" w:styleId="BaseNTok" w:type="character">
     <w:name w:val="BaseNTok"/>
     <w:basedOn w:val="VerbatimChar"/>
     <w:rPr>
       <w:color w:val="40a070"/>
     </w:rPr>
   </w:style>
-  <w:style w:type="character" w:customStyle="1" w:styleId="FloatTok">
+  <w:style w:customStyle="1" w:styleId="FloatTok" w:type="character">
     <w:name w:val="FloatTok"/>
     <w:basedOn w:val="VerbatimChar"/>
     <w:rPr>
       <w:color w:val="40a070"/>
     </w:rPr>
   </w:style>
-  <w:style w:type="character" w:customStyle="1" w:styleId="ConstantTok">
+  <w:style w:customStyle="1" w:styleId="ConstantTok" w:type="character">
     <w:name w:val="ConstantTok"/>
     <w:basedOn w:val="VerbatimChar"/>
     <w:rPr>
       <w:color w:val="880000"/>
     </w:rPr>
   </w:style>
-  <w:style w:type="character" w:customStyle="1" w:styleId="CharTok">
+  <w:style w:customStyle="1" w:styleId="CharTok" w:type="character">
     <w:name w:val="CharTok"/>
     <w:basedOn w:val="VerbatimChar"/>
     <w:rPr>
       <w:color w:val="4070a0"/>
     </w:rPr>
   </w:style>
-  <w:style w:type="character" w:customStyle="1" w:styleId="SpecialCharTok">
+  <w:style w:customStyle="1" w:styleId="SpecialCharTok" w:type="character">
     <w:name w:val="SpecialCharTok"/>
     <w:basedOn w:val="VerbatimChar"/>
     <w:rPr>
       <w:color w:val="4070a0"/>
     </w:rPr>
   </w:style>
-  <w:style w:type="character" w:customStyle="1" w:styleId="StringTok">
+  <w:style w:customStyle="1" w:styleId="StringTok" w:type="character">
     <w:name w:val="StringTok"/>
     <w:basedOn w:val="VerbatimChar"/>
     <w:rPr>
       <w:color w:val="4070a0"/>
     </w:rPr>
   </w:style>
-  <w:style w:type="character" w:customStyle="1" w:styleId="VerbatimStringTok">
+  <w:style w:customStyle="1" w:styleId="VerbatimStringTok" w:type="character">
     <w:name w:val="VerbatimStringTok"/>
     <w:basedOn w:val="VerbatimChar"/>
     <w:rPr>
       <w:color w:val="4070a0"/>
     </w:rPr>
   </w:style>
-  <w:style w:type="character" w:customStyle="1" w:styleId="SpecialStringTok">
+  <w:style w:customStyle="1" w:styleId="SpecialStringTok" w:type="character">
     <w:name w:val="SpecialStringTok"/>
     <w:basedOn w:val="VerbatimChar"/>
     <w:rPr>
       <w:color w:val="bb6688"/>
     </w:rPr>
   </w:style>
-  <w:style w:type="character" w:customStyle="1" w:styleId="ImportTok">
+  <w:style w:customStyle="1" w:styleId="ImportTok" w:type="character">
     <w:name w:val="ImportTok"/>
     <w:basedOn w:val="VerbatimChar"/>
     <w:rPr>
@@ -1586,7 +2443,7 @@
       <w:b/>
     </w:rPr>
   </w:style>
-  <w:style w:type="character" w:customStyle="1" w:styleId="CommentTok">
+  <w:style w:customStyle="1" w:styleId="CommentTok" w:type="character">
     <w:name w:val="CommentTok"/>
     <w:basedOn w:val="VerbatimChar"/>
     <w:rPr>
@@ -1594,7 +2451,7 @@
       <w:i/>
     </w:rPr>
   </w:style>
-  <w:style w:type="character" w:customStyle="1" w:styleId="DocumentationTok">
+  <w:style w:customStyle="1" w:styleId="DocumentationTok" w:type="character">
     <w:name w:val="DocumentationTok"/>
     <w:basedOn w:val="VerbatimChar"/>
     <w:rPr>
@@ -1602,7 +2459,7 @@
       <w:i/>
     </w:rPr>
   </w:style>
-  <w:style w:type="character" w:customStyle="1" w:styleId="AnnotationTok">
+  <w:style w:customStyle="1" w:styleId="AnnotationTok" w:type="character">
     <w:name w:val="AnnotationTok"/>
     <w:basedOn w:val="VerbatimChar"/>
     <w:rPr>
@@ -1611,7 +2468,7 @@
       <w:i/>
     </w:rPr>
   </w:style>
-  <w:style w:type="character" w:customStyle="1" w:styleId="CommentVarTok">
+  <w:style w:customStyle="1" w:styleId="CommentVarTok" w:type="character">
     <w:name w:val="CommentVarTok"/>
     <w:basedOn w:val="VerbatimChar"/>
     <w:rPr>
@@ -1620,28 +2477,28 @@
       <w:i/>
     </w:rPr>
   </w:style>
-  <w:style w:type="character" w:customStyle="1" w:styleId="OtherTok">
+  <w:style w:customStyle="1" w:styleId="OtherTok" w:type="character">
     <w:name w:val="OtherTok"/>
     <w:basedOn w:val="VerbatimChar"/>
     <w:rPr>
       <w:color w:val="007020"/>
     </w:rPr>
   </w:style>
-  <w:style w:type="character" w:customStyle="1" w:styleId="FunctionTok">
+  <w:style w:customStyle="1" w:styleId="FunctionTok" w:type="character">
     <w:name w:val="FunctionTok"/>
     <w:basedOn w:val="VerbatimChar"/>
     <w:rPr>
       <w:color w:val="06287e"/>
     </w:rPr>
   </w:style>
-  <w:style w:type="character" w:customStyle="1" w:styleId="VariableTok">
+  <w:style w:customStyle="1" w:styleId="VariableTok" w:type="character">
     <w:name w:val="VariableTok"/>
     <w:basedOn w:val="VerbatimChar"/>
     <w:rPr>
       <w:color w:val="19177c"/>
     </w:rPr>
   </w:style>
-  <w:style w:type="character" w:customStyle="1" w:styleId="ControlFlowTok">
+  <w:style w:customStyle="1" w:styleId="ControlFlowTok" w:type="character">
     <w:name w:val="ControlFlowTok"/>
     <w:basedOn w:val="VerbatimChar"/>
     <w:rPr>
@@ -1649,45 +2506,45 @@
       <w:b/>
     </w:rPr>
   </w:style>
-  <w:style w:type="character" w:customStyle="1" w:styleId="OperatorTok">
+  <w:style w:customStyle="1" w:styleId="OperatorTok" w:type="character">
     <w:name w:val="OperatorTok"/>
     <w:basedOn w:val="VerbatimChar"/>
     <w:rPr>
       <w:color w:val="666666"/>
     </w:rPr>
   </w:style>
-  <w:style w:type="character" w:customStyle="1" w:styleId="BuiltInTok">
+  <w:style w:customStyle="1" w:styleId="BuiltInTok" w:type="character">
     <w:name w:val="BuiltInTok"/>
     <w:basedOn w:val="VerbatimChar"/>
     <w:rPr>
       <w:color w:val="008000"/>
     </w:rPr>
   </w:style>
-  <w:style w:type="character" w:customStyle="1" w:styleId="ExtensionTok">
+  <w:style w:customStyle="1" w:styleId="ExtensionTok" w:type="character">
     <w:name w:val="ExtensionTok"/>
     <w:basedOn w:val="VerbatimChar"/>
     <w:rPr/>
   </w:style>
-  <w:style w:type="character" w:customStyle="1" w:styleId="PreprocessorTok">
+  <w:style w:customStyle="1" w:styleId="PreprocessorTok" w:type="character">
     <w:name w:val="PreprocessorTok"/>
     <w:basedOn w:val="VerbatimChar"/>
     <w:rPr>
       <w:color w:val="bc7a00"/>
     </w:rPr>
   </w:style>
-  <w:style w:type="character" w:customStyle="1" w:styleId="AttributeTok">
+  <w:style w:customStyle="1" w:styleId="AttributeTok" w:type="character">
     <w:name w:val="AttributeTok"/>
     <w:basedOn w:val="VerbatimChar"/>
     <w:rPr>
       <w:color w:val="7d9029"/>
     </w:rPr>
   </w:style>
-  <w:style w:type="character" w:customStyle="1" w:styleId="RegionMarkerTok">
+  <w:style w:customStyle="1" w:styleId="RegionMarkerTok" w:type="character">
     <w:name w:val="RegionMarkerTok"/>
     <w:basedOn w:val="VerbatimChar"/>
     <w:rPr/>
   </w:style>
-  <w:style w:type="character" w:customStyle="1" w:styleId="InformationTok">
+  <w:style w:customStyle="1" w:styleId="InformationTok" w:type="character">
     <w:name w:val="InformationTok"/>
     <w:basedOn w:val="VerbatimChar"/>
     <w:rPr>
@@ -1696,7 +2553,7 @@
       <w:i/>
     </w:rPr>
   </w:style>
-  <w:style w:type="character" w:customStyle="1" w:styleId="WarningTok">
+  <w:style w:customStyle="1" w:styleId="WarningTok" w:type="character">
     <w:name w:val="WarningTok"/>
     <w:basedOn w:val="VerbatimChar"/>
     <w:rPr>
@@ -1705,7 +2562,7 @@
       <w:i/>
     </w:rPr>
   </w:style>
-  <w:style w:type="character" w:customStyle="1" w:styleId="AlertTok">
+  <w:style w:customStyle="1" w:styleId="AlertTok" w:type="character">
     <w:name w:val="AlertTok"/>
     <w:basedOn w:val="VerbatimChar"/>
     <w:rPr>
@@ -1713,7 +2570,7 @@
       <w:b/>
     </w:rPr>
   </w:style>
-  <w:style w:type="character" w:customStyle="1" w:styleId="ErrorTok">
+  <w:style w:customStyle="1" w:styleId="ErrorTok" w:type="character">
     <w:name w:val="ErrorTok"/>
     <w:basedOn w:val="VerbatimChar"/>
     <w:rPr>
@@ -1721,7 +2578,7 @@
       <w:b/>
     </w:rPr>
   </w:style>
-  <w:style w:type="character" w:customStyle="1" w:styleId="NormalTok">
+  <w:style w:customStyle="1" w:styleId="NormalTok" w:type="character">
     <w:name w:val="NormalTok"/>
     <w:basedOn w:val="VerbatimChar"/>
     <w:rPr/>
